--- a/03_Outputs/final scripts/ar/Module 4/4.2.0-ar.docx
+++ b/03_Outputs/final scripts/ar/Module 4/4.2.0-ar.docx
@@ -29,7 +29,7 @@
     </w:p>
     <w:p>
       <w:r>
-        <w:t>معًا، تعد هذه الاستراتيجيات — الاستثمار العام الاستراتيجي، والأطر السياسية السليمة، والتخفيف الاستباقي من المخاطر — العمود الفقري لتمويل الطاقة المستدامة. فهي تقلل من عدم اليقين، وتجذب رأس المال الخاص، وتسرع الانتقال على نطاق واسع الضروري لمستقبل عادل منخفض الكربون.</w:t>
+        <w:t>معًا، تشكل هذه الاستراتيجيات — الاستثمار العام الاستراتيجي، والأطر السياسية السليمة، والتخفيف الاستباقي من المخاطر — العمود الفقري لتمويل الطاقة المستدامة. فهي تقلل من عدم اليقين، وتجذب رأس المال الخاص، وتسرع الانتقال على نطاق واسع الضروري لمستقبل عادل منخفض الكربون.</w:t>
       </w:r>
     </w:p>
     <w:p>

--- a/03_Outputs/final scripts/ar/Module 4/4.2.0-ar.docx
+++ b/03_Outputs/final scripts/ar/Module 4/4.2.0-ar.docx
@@ -24,7 +24,7 @@
     </w:p>
     <w:p>
       <w:r>
-        <w:t>مجال آخر أساسي هو إدارة المخاطر. تستخدم الحكومات والمؤسسات المالية التنموية بشكل متزايد تقييمات المخاطر المالية واختبارات الإجهاد لتحديد الثغرات، وتوقع الصدمات السوقية، وتقوية إدارة الاستثمارات العامة. تساعد هذه الأدوات على ضمان بقاء مشاريع الطاقة المتجددة مستقرة ماليًا ومرنة مع مرور الوقت.</w:t>
+        <w:t>منطقة أساسية أخرى هي إدارة المخاطر. تستخدم الحكومات والمؤسسات المالية التنموية بشكل متزايد تقييمات المخاطر المالية واختبارات الإجهاد لتحديد الثغرات، وتوقع الصدمات السوقية، وتقوية إدارة الاستثمارات العامة. تساعد هذه الأدوات على ضمان بقاء مشاريع الطاقة المتجددة مستقرة ماليًا ومرنة مع مرور الوقت.</w:t>
       </w:r>
     </w:p>
     <w:p>
